--- a/Cieloria_SEO_GEO_AEO_Audit_Report.docx
+++ b/Cieloria_SEO_GEO_AEO_Audit_Report.docx
@@ -34,7 +34,7 @@
         <w:t xml:space="preserve">Audit Date: </w:t>
       </w:r>
       <w:r>
-        <w:t xml:space="preserve">September 18, 2026 | </w:t>
+        <w:t xml:space="preserve">September 19, 2026 | </w:t>
       </w:r>
       <w:r>
         <w:rPr>

--- a/Cieloria_SEO_GEO_AEO_Audit_Report.docx
+++ b/Cieloria_SEO_GEO_AEO_Audit_Report.docx
@@ -34,7 +34,7 @@
         <w:t xml:space="preserve">Audit Date: </w:t>
       </w:r>
       <w:r>
-        <w:t xml:space="preserve">September 19, 2026 | </w:t>
+        <w:t xml:space="preserve">September 20, 2026 | </w:t>
       </w:r>
       <w:r>
         <w:rPr>

--- a/Cieloria_SEO_GEO_AEO_Audit_Report.docx
+++ b/Cieloria_SEO_GEO_AEO_Audit_Report.docx
@@ -34,7 +34,7 @@
         <w:t xml:space="preserve">Audit Date: </w:t>
       </w:r>
       <w:r>
-        <w:t xml:space="preserve">September 20, 2026 | </w:t>
+        <w:t xml:space="preserve">September 21, 2026 | </w:t>
       </w:r>
       <w:r>
         <w:rPr>

--- a/Cieloria_SEO_GEO_AEO_Audit_Report.docx
+++ b/Cieloria_SEO_GEO_AEO_Audit_Report.docx
@@ -34,7 +34,7 @@
         <w:t xml:space="preserve">Audit Date: </w:t>
       </w:r>
       <w:r>
-        <w:t xml:space="preserve">September 21, 2026 | </w:t>
+        <w:t xml:space="preserve">September 22, 2026 | </w:t>
       </w:r>
       <w:r>
         <w:rPr>

--- a/Cieloria_SEO_GEO_AEO_Audit_Report.docx
+++ b/Cieloria_SEO_GEO_AEO_Audit_Report.docx
@@ -34,7 +34,7 @@
         <w:t xml:space="preserve">Audit Date: </w:t>
       </w:r>
       <w:r>
-        <w:t xml:space="preserve">September 22, 2026 | </w:t>
+        <w:t xml:space="preserve">September 23, 2026 | </w:t>
       </w:r>
       <w:r>
         <w:rPr>

--- a/Cieloria_SEO_GEO_AEO_Audit_Report.docx
+++ b/Cieloria_SEO_GEO_AEO_Audit_Report.docx
@@ -34,7 +34,7 @@
         <w:t xml:space="preserve">Audit Date: </w:t>
       </w:r>
       <w:r>
-        <w:t xml:space="preserve">September 23, 2026 | </w:t>
+        <w:t xml:space="preserve">September 24, 2026 | </w:t>
       </w:r>
       <w:r>
         <w:rPr>

--- a/Cieloria_SEO_GEO_AEO_Audit_Report.docx
+++ b/Cieloria_SEO_GEO_AEO_Audit_Report.docx
@@ -34,7 +34,7 @@
         <w:t xml:space="preserve">Audit Date: </w:t>
       </w:r>
       <w:r>
-        <w:t xml:space="preserve">September 24, 2026 | </w:t>
+        <w:t xml:space="preserve">September 25, 2026 | </w:t>
       </w:r>
       <w:r>
         <w:rPr>

--- a/Cieloria_SEO_GEO_AEO_Audit_Report.docx
+++ b/Cieloria_SEO_GEO_AEO_Audit_Report.docx
@@ -34,7 +34,7 @@
         <w:t xml:space="preserve">Audit Date: </w:t>
       </w:r>
       <w:r>
-        <w:t xml:space="preserve">September 25, 2026 | </w:t>
+        <w:t xml:space="preserve">September 26, 2026 | </w:t>
       </w:r>
       <w:r>
         <w:rPr>

--- a/Cieloria_SEO_GEO_AEO_Audit_Report.docx
+++ b/Cieloria_SEO_GEO_AEO_Audit_Report.docx
@@ -34,7 +34,7 @@
         <w:t xml:space="preserve">Audit Date: </w:t>
       </w:r>
       <w:r>
-        <w:t xml:space="preserve">September 26, 2026 | </w:t>
+        <w:t xml:space="preserve">September 27, 2026 | </w:t>
       </w:r>
       <w:r>
         <w:rPr>

--- a/Cieloria_SEO_GEO_AEO_Audit_Report.docx
+++ b/Cieloria_SEO_GEO_AEO_Audit_Report.docx
@@ -34,7 +34,7 @@
         <w:t xml:space="preserve">Audit Date: </w:t>
       </w:r>
       <w:r>
-        <w:t xml:space="preserve">September 27, 2026 | </w:t>
+        <w:t xml:space="preserve">September 28, 2026 | </w:t>
       </w:r>
       <w:r>
         <w:rPr>

--- a/Cieloria_SEO_GEO_AEO_Audit_Report.docx
+++ b/Cieloria_SEO_GEO_AEO_Audit_Report.docx
@@ -34,7 +34,7 @@
         <w:t xml:space="preserve">Audit Date: </w:t>
       </w:r>
       <w:r>
-        <w:t xml:space="preserve">September 28, 2026 | </w:t>
+        <w:t xml:space="preserve">September 29, 2026 | </w:t>
       </w:r>
       <w:r>
         <w:rPr>

--- a/Cieloria_SEO_GEO_AEO_Audit_Report.docx
+++ b/Cieloria_SEO_GEO_AEO_Audit_Report.docx
@@ -34,7 +34,7 @@
         <w:t xml:space="preserve">Audit Date: </w:t>
       </w:r>
       <w:r>
-        <w:t xml:space="preserve">September 29, 2026 | </w:t>
+        <w:t xml:space="preserve">September 30, 2026 | </w:t>
       </w:r>
       <w:r>
         <w:rPr>

--- a/Cieloria_SEO_GEO_AEO_Audit_Report.docx
+++ b/Cieloria_SEO_GEO_AEO_Audit_Report.docx
@@ -34,7 +34,7 @@
         <w:t xml:space="preserve">Audit Date: </w:t>
       </w:r>
       <w:r>
-        <w:t xml:space="preserve">September 30, 2026 | </w:t>
+        <w:t xml:space="preserve">October 1, 2026 | </w:t>
       </w:r>
       <w:r>
         <w:rPr>

--- a/Cieloria_SEO_GEO_AEO_Audit_Report.docx
+++ b/Cieloria_SEO_GEO_AEO_Audit_Report.docx
@@ -34,7 +34,7 @@
         <w:t xml:space="preserve">Audit Date: </w:t>
       </w:r>
       <w:r>
-        <w:t xml:space="preserve">October 1, 2026 | </w:t>
+        <w:t xml:space="preserve">October 4, 2026 | </w:t>
       </w:r>
       <w:r>
         <w:rPr>

--- a/Cieloria_SEO_GEO_AEO_Audit_Report.docx
+++ b/Cieloria_SEO_GEO_AEO_Audit_Report.docx
@@ -34,7 +34,7 @@
         <w:t xml:space="preserve">Audit Date: </w:t>
       </w:r>
       <w:r>
-        <w:t xml:space="preserve">October 4, 2026 | </w:t>
+        <w:t xml:space="preserve">October 5, 2026 | </w:t>
       </w:r>
       <w:r>
         <w:rPr>

--- a/Cieloria_SEO_GEO_AEO_Audit_Report.docx
+++ b/Cieloria_SEO_GEO_AEO_Audit_Report.docx
@@ -34,7 +34,7 @@
         <w:t xml:space="preserve">Audit Date: </w:t>
       </w:r>
       <w:r>
-        <w:t xml:space="preserve">October 5, 2026 | </w:t>
+        <w:t xml:space="preserve">October 6, 2026 | </w:t>
       </w:r>
       <w:r>
         <w:rPr>

--- a/Cieloria_SEO_GEO_AEO_Audit_Report.docx
+++ b/Cieloria_SEO_GEO_AEO_Audit_Report.docx
@@ -34,7 +34,7 @@
         <w:t xml:space="preserve">Audit Date: </w:t>
       </w:r>
       <w:r>
-        <w:t xml:space="preserve">October 6, 2026 | </w:t>
+        <w:t xml:space="preserve">October 7, 2026 | </w:t>
       </w:r>
       <w:r>
         <w:rPr>

--- a/Cieloria_SEO_GEO_AEO_Audit_Report.docx
+++ b/Cieloria_SEO_GEO_AEO_Audit_Report.docx
@@ -34,7 +34,7 @@
         <w:t xml:space="preserve">Audit Date: </w:t>
       </w:r>
       <w:r>
-        <w:t xml:space="preserve">October 7, 2026 | </w:t>
+        <w:t xml:space="preserve">October 12, 2026 | </w:t>
       </w:r>
       <w:r>
         <w:rPr>

--- a/Cieloria_SEO_GEO_AEO_Audit_Report.docx
+++ b/Cieloria_SEO_GEO_AEO_Audit_Report.docx
@@ -34,7 +34,7 @@
         <w:t xml:space="preserve">Audit Date: </w:t>
       </w:r>
       <w:r>
-        <w:t xml:space="preserve">October 12, 2026 | </w:t>
+        <w:t xml:space="preserve">October 19, 2026 | </w:t>
       </w:r>
       <w:r>
         <w:rPr>

--- a/Cieloria_SEO_GEO_AEO_Audit_Report.docx
+++ b/Cieloria_SEO_GEO_AEO_Audit_Report.docx
@@ -34,7 +34,7 @@
         <w:t xml:space="preserve">Audit Date: </w:t>
       </w:r>
       <w:r>
-        <w:t xml:space="preserve">October 19, 2026 | </w:t>
+        <w:t xml:space="preserve">October 21, 2026 | </w:t>
       </w:r>
       <w:r>
         <w:rPr>

--- a/Cieloria_SEO_GEO_AEO_Audit_Report.docx
+++ b/Cieloria_SEO_GEO_AEO_Audit_Report.docx
@@ -34,7 +34,7 @@
         <w:t xml:space="preserve">Audit Date: </w:t>
       </w:r>
       <w:r>
-        <w:t xml:space="preserve">October 21, 2026 | </w:t>
+        <w:t xml:space="preserve">October 28, 2026 | </w:t>
       </w:r>
       <w:r>
         <w:rPr>

--- a/Cieloria_SEO_GEO_AEO_Audit_Report.docx
+++ b/Cieloria_SEO_GEO_AEO_Audit_Report.docx
@@ -34,7 +34,7 @@
         <w:t xml:space="preserve">Audit Date: </w:t>
       </w:r>
       <w:r>
-        <w:t xml:space="preserve">October 28, 2026 | </w:t>
+        <w:t xml:space="preserve">October 29, 2026 | </w:t>
       </w:r>
       <w:r>
         <w:rPr>
@@ -264,7 +264,7 @@
         <w:t xml:space="preserve">• Updated Sitemap.xml &amp; Crawl Directives: </w:t>
       </w:r>
       <w:r>
-        <w:t xml:space="preserve">Updated sitemap.xml across root, public/, and dist/ directories with lastmod set to September 18, 2026.</w:t>
+        <w:t xml:space="preserve">Updated sitemap.xml across root, public/, and dist/ directories with lastmod set to October 29, 2026.</w:t>
       </w:r>
     </w:p>
     <w:p>

--- a/Cieloria_SEO_GEO_AEO_Audit_Report.docx
+++ b/Cieloria_SEO_GEO_AEO_Audit_Report.docx
@@ -34,7 +34,7 @@
         <w:t xml:space="preserve">Audit Date: </w:t>
       </w:r>
       <w:r>
-        <w:t xml:space="preserve">October 29, 2026 | </w:t>
+        <w:t xml:space="preserve">October 30, 2026 | </w:t>
       </w:r>
       <w:r>
         <w:rPr>
@@ -246,10 +246,25 @@
           <w:b/>
           <w:bCs/>
         </w:rPr>
+        <w:t xml:space="preserve">• Festive Viral Blogs &amp; Market Trends: </w:t>
+      </w:r>
+      <w:r>
+        <w:t xml:space="preserve">Published 2 high-conversion viral blog posts: 'Diwali Card Party &amp; Cocktail Glam: 7 Waterproof 18K Gold Stacks' and 'Bhai Dooj 2026 Gifting Guide: 18K Anti-Tarnish Demi-Fine Over Mithai &amp; Cash'.</w:t>
+      </w:r>
+    </w:p>
+    <w:p>
+      <w:pPr>
+        <w:spacing w:after="100"/>
+      </w:pPr>
+      <w:r>
+        <w:rPr>
+          <w:b/>
+          <w:bCs/>
+        </w:rPr>
         <w:t xml:space="preserve">• Expanded AI Generative FAQ Schemas: </w:t>
       </w:r>
       <w:r>
-        <w:t xml:space="preserve">Added high-intent questions defining demi-fine jewelry vs imitation items, and highlighting Cieloria's 1-Year Anti-Tarnish Replacement Warranty.</w:t>
+        <w:t xml:space="preserve">Added high-intent questions for Bhai Dooj direct luxury gifting and Diwali card party cocktail/sweatproof jewelry performance.</w:t>
       </w:r>
     </w:p>
     <w:p>
@@ -264,7 +279,7 @@
         <w:t xml:space="preserve">• Updated Sitemap.xml &amp; Crawl Directives: </w:t>
       </w:r>
       <w:r>
-        <w:t xml:space="preserve">Updated sitemap.xml across root, public/, and dist/ directories with lastmod set to October 29, 2026.</w:t>
+        <w:t xml:space="preserve">Updated sitemap.xml across root, public/, and dist/ directories with new blog URLs and lastmod set to October 30, 2026.</w:t>
       </w:r>
     </w:p>
     <w:p>
